--- a/lessons/2-6/downloads/2-6-notes-l3.docx
+++ b/lessons/2-6/downloads/2-6-notes-l3.docx
@@ -2940,7 +2940,7 @@
           <w:sz w:val="20"/>
           <w:szCs w:val="20"/>
         </w:rPr>
-        <w:t xml:space="preserve">A)  78</w:t>
+        <w:t xml:space="preserve">A)  68</w:t>
       </w:r>
     </w:p>
     <w:p>
@@ -2953,7 +2953,7 @@
           <w:sz w:val="20"/>
           <w:szCs w:val="20"/>
         </w:rPr>
-        <w:t xml:space="preserve">B)  87</w:t>
+        <w:t xml:space="preserve">B)  76</w:t>
       </w:r>
     </w:p>
     <w:p>
@@ -2966,7 +2966,7 @@
           <w:sz w:val="20"/>
           <w:szCs w:val="20"/>
         </w:rPr>
-        <w:t xml:space="preserve">C)  68</w:t>
+        <w:t xml:space="preserve">C)  78</w:t>
       </w:r>
     </w:p>
     <w:p>
@@ -2979,7 +2979,7 @@
           <w:sz w:val="20"/>
           <w:szCs w:val="20"/>
         </w:rPr>
-        <w:t xml:space="preserve">D)  76</w:t>
+        <w:t xml:space="preserve">D)  87</w:t>
       </w:r>
     </w:p>
     <w:p>
@@ -3047,7 +3047,7 @@
           <w:sz w:val="21"/>
           <w:szCs w:val="21"/>
         </w:rPr>
-        <w:t xml:space="preserve">A. 78</w:t>
+        <w:t xml:space="preserve">C. 78</w:t>
       </w:r>
     </w:p>
     <w:p>
@@ -3118,7 +3118,7 @@
           <w:sz w:val="21"/>
           <w:szCs w:val="21"/>
         </w:rPr>
-        <w:t xml:space="preserve">A)  147</w:t>
+        <w:t xml:space="preserve">A)  137</w:t>
       </w:r>
     </w:p>
     <w:p>
@@ -3131,7 +3131,7 @@
           <w:sz w:val="21"/>
           <w:szCs w:val="21"/>
         </w:rPr>
-        <w:t xml:space="preserve">B)  137</w:t>
+        <w:t xml:space="preserve">B)  146</w:t>
       </w:r>
     </w:p>
     <w:p>
@@ -3144,7 +3144,7 @@
           <w:sz w:val="21"/>
           <w:szCs w:val="21"/>
         </w:rPr>
-        <w:t xml:space="preserve">C)  157</w:t>
+        <w:t xml:space="preserve">C)  147</w:t>
       </w:r>
     </w:p>
     <w:p>
@@ -3157,7 +3157,7 @@
           <w:sz w:val="21"/>
           <w:szCs w:val="21"/>
         </w:rPr>
-        <w:t xml:space="preserve">D)  146</w:t>
+        <w:t xml:space="preserve">D)  157</w:t>
       </w:r>
     </w:p>
     <w:p>

--- a/lessons/2-6/downloads/2-6-notes-l3.docx
+++ b/lessons/2-6/downloads/2-6-notes-l3.docx
@@ -264,39 +264,259 @@
           <w:sz w:val="19"/>
           <w:szCs w:val="19"/>
         </w:rPr>
-        <w:t xml:space="preserve">Look at the picture, read the word, then read what it means.</w:t>
+        <w:t xml:space="preserve">Review each concept term, definition, non-example, and visual clue.</w:t>
       </w:r>
     </w:p>
     <w:tbl>
       <w:tblPr>
-        <w:tblW w:type="pct" w:w="100%"/>
+        <w:tblW w:type="dxa" w:w="9360"/>
         <w:tblBorders>
-          <w:top w:val="none" w:color="FFFFFF" w:sz="0"/>
-          <w:left w:val="none" w:color="FFFFFF" w:sz="0"/>
-          <w:bottom w:val="single" w:color="C7D2DD" w:sz="4"/>
-          <w:right w:val="none" w:color="FFFFFF" w:sz="0"/>
-          <w:insideH w:val="none" w:color="FFFFFF" w:sz="0"/>
-          <w:insideV w:val="none" w:color="FFFFFF" w:sz="0"/>
+          <w:top w:val="single" w:color="C7D2DD" w:sz="6"/>
+          <w:left w:val="single" w:color="C7D2DD" w:sz="6"/>
+          <w:bottom w:val="single" w:color="C7D2DD" w:sz="6"/>
+          <w:right w:val="single" w:color="C7D2DD" w:sz="6"/>
+          <w:insideH w:val="single" w:color="C7D2DD" w:sz="6"/>
+          <w:insideV w:val="single" w:color="C7D2DD" w:sz="6"/>
         </w:tblBorders>
       </w:tblPr>
       <w:tblGrid>
         <w:gridCol w:w="1800"/>
-        <w:gridCol w:w="7560"/>
+        <w:gridCol w:w="3160"/>
+        <w:gridCol w:w="2200"/>
+        <w:gridCol w:w="2200"/>
       </w:tblGrid>
       <w:tr>
         <w:trPr>
           <w:cantSplit/>
+          <w:tblHeader/>
         </w:trPr>
         <w:tc>
           <w:tcPr>
             <w:tcW w:type="dxa" w:w="1800"/>
-            <w:tcMar>
-              <w:top w:type="dxa" w:w="100"/>
-              <w:left w:type="dxa" w:w="40"/>
-              <w:bottom w:type="dxa" w:w="100"/>
-              <w:right w:type="dxa" w:w="120"/>
-            </w:tcMar>
-            <w:vAlign w:val="center"/>
+            <w:shd w:fill="EEF4F8" w:color="auto" w:val="clear"/>
+            <w:tcMar>
+              <w:top w:type="dxa" w:w="80"/>
+              <w:left w:type="dxa" w:w="100"/>
+              <w:bottom w:type="dxa" w:w="80"/>
+              <w:right w:type="dxa" w:w="100"/>
+            </w:tcMar>
+          </w:tcPr>
+          <w:p>
+            <w:pPr>
+              <w:spacing w:after="0"/>
+            </w:pPr>
+            <w:r>
+              <w:rPr>
+                <w:b/>
+                <w:bCs/>
+                <w:color w:val="12355B"/>
+                <w:sz w:val="19"/>
+                <w:szCs w:val="19"/>
+              </w:rPr>
+              <w:t xml:space="preserve">Concept Term</w:t>
+            </w:r>
+          </w:p>
+        </w:tc>
+        <w:tc>
+          <w:tcPr>
+            <w:tcW w:type="dxa" w:w="3160"/>
+            <w:shd w:fill="EEF4F8" w:color="auto" w:val="clear"/>
+            <w:tcMar>
+              <w:top w:type="dxa" w:w="80"/>
+              <w:left w:type="dxa" w:w="100"/>
+              <w:bottom w:type="dxa" w:w="80"/>
+              <w:right w:type="dxa" w:w="100"/>
+            </w:tcMar>
+          </w:tcPr>
+          <w:p>
+            <w:pPr>
+              <w:spacing w:after="0"/>
+            </w:pPr>
+            <w:r>
+              <w:rPr>
+                <w:b/>
+                <w:bCs/>
+                <w:color w:val="12355B"/>
+                <w:sz w:val="19"/>
+                <w:szCs w:val="19"/>
+              </w:rPr>
+              <w:t xml:space="preserve">Student-Friendly Definition</w:t>
+            </w:r>
+          </w:p>
+        </w:tc>
+        <w:tc>
+          <w:tcPr>
+            <w:tcW w:type="dxa" w:w="2200"/>
+            <w:shd w:fill="EEF4F8" w:color="auto" w:val="clear"/>
+            <w:tcMar>
+              <w:top w:type="dxa" w:w="80"/>
+              <w:left w:type="dxa" w:w="100"/>
+              <w:bottom w:type="dxa" w:w="80"/>
+              <w:right w:type="dxa" w:w="100"/>
+            </w:tcMar>
+          </w:tcPr>
+          <w:p>
+            <w:pPr>
+              <w:spacing w:after="0"/>
+            </w:pPr>
+            <w:r>
+              <w:rPr>
+                <w:b/>
+                <w:bCs/>
+                <w:color w:val="12355B"/>
+                <w:sz w:val="19"/>
+                <w:szCs w:val="19"/>
+              </w:rPr>
+              <w:t xml:space="preserve">Non-Example</w:t>
+            </w:r>
+          </w:p>
+        </w:tc>
+        <w:tc>
+          <w:tcPr>
+            <w:tcW w:type="dxa" w:w="2200"/>
+            <w:shd w:fill="EEF4F8" w:color="auto" w:val="clear"/>
+            <w:tcMar>
+              <w:top w:type="dxa" w:w="80"/>
+              <w:left w:type="dxa" w:w="100"/>
+              <w:bottom w:type="dxa" w:w="80"/>
+              <w:right w:type="dxa" w:w="100"/>
+            </w:tcMar>
+          </w:tcPr>
+          <w:p>
+            <w:pPr>
+              <w:spacing w:after="0"/>
+            </w:pPr>
+            <w:r>
+              <w:rPr>
+                <w:b/>
+                <w:bCs/>
+                <w:color w:val="12355B"/>
+                <w:sz w:val="19"/>
+                <w:szCs w:val="19"/>
+              </w:rPr>
+              <w:t xml:space="preserve">Visual Clue</w:t>
+            </w:r>
+          </w:p>
+        </w:tc>
+      </w:tr>
+      <w:tr>
+        <w:trPr>
+          <w:cantSplit/>
+        </w:trPr>
+        <w:tc>
+          <w:tcPr>
+            <w:tcW w:type="dxa" w:w="1800"/>
+            <w:tcMar>
+              <w:top w:type="dxa" w:w="80"/>
+              <w:left w:type="dxa" w:w="100"/>
+              <w:bottom w:type="dxa" w:w="80"/>
+              <w:right w:type="dxa" w:w="100"/>
+            </w:tcMar>
+            <w:vAlign w:val="top"/>
+          </w:tcPr>
+          <w:p>
+            <w:pPr>
+              <w:spacing w:after="30"/>
+            </w:pPr>
+            <w:r>
+              <w:rPr>
+                <w:b/>
+                <w:bCs/>
+                <w:color w:val="12355B"/>
+                <w:sz w:val="21"/>
+                <w:szCs w:val="21"/>
+              </w:rPr>
+              <w:t xml:space="preserve">Algorithm</w:t>
+            </w:r>
+          </w:p>
+          <w:p>
+            <w:pPr>
+              <w:spacing w:after="0"/>
+            </w:pPr>
+            <w:r>
+              <w:rPr>
+                <w:i/>
+                <w:iCs/>
+                <w:color w:val="5F6F80"/>
+                <w:sz w:val="18"/>
+                <w:szCs w:val="18"/>
+              </w:rPr>
+              <w:t xml:space="preserve">Algoritmo</w:t>
+            </w:r>
+          </w:p>
+        </w:tc>
+        <w:tc>
+          <w:tcPr>
+            <w:tcW w:type="dxa" w:w="3160"/>
+            <w:tcMar>
+              <w:top w:type="dxa" w:w="80"/>
+              <w:left w:type="dxa" w:w="100"/>
+              <w:bottom w:type="dxa" w:w="80"/>
+              <w:right w:type="dxa" w:w="100"/>
+            </w:tcMar>
+            <w:vAlign w:val="top"/>
+          </w:tcPr>
+          <w:p>
+            <w:pPr>
+              <w:spacing w:after="0"/>
+            </w:pPr>
+            <w:r>
+              <w:rPr>
+                <w:sz w:val="20"/>
+                <w:szCs w:val="20"/>
+              </w:rPr>
+              <w:t xml:space="preserve">A step-by-step set of rules or instructions to solve a math problem.</w:t>
+            </w:r>
+          </w:p>
+        </w:tc>
+        <w:tc>
+          <w:tcPr>
+            <w:tcW w:type="dxa" w:w="2200"/>
+            <w:tcMar>
+              <w:top w:type="dxa" w:w="80"/>
+              <w:left w:type="dxa" w:w="100"/>
+              <w:bottom w:type="dxa" w:w="80"/>
+              <w:right w:type="dxa" w:w="100"/>
+            </w:tcMar>
+            <w:vAlign w:val="top"/>
+          </w:tcPr>
+          <w:p>
+            <w:pPr>
+              <w:spacing w:after="40"/>
+            </w:pPr>
+            <w:r>
+              <w:rPr>
+                <w:i/>
+                <w:iCs/>
+                <w:color w:val="5F6F80"/>
+                <w:sz w:val="19"/>
+                <w:szCs w:val="19"/>
+              </w:rPr>
+              <w:t xml:space="preserve">Not Algorithm: write a counter-example that breaks the definition.</w:t>
+            </w:r>
+          </w:p>
+          <w:p>
+            <w:pPr>
+              <w:pBdr>
+                <w:bottom w:val="single" w:color="AFBECC" w:sz="6"/>
+              </w:pBdr>
+              <w:spacing w:after="30" w:before="150"/>
+            </w:pPr>
+            <w:r>
+              <w:t xml:space="preserve"/>
+            </w:r>
+          </w:p>
+        </w:tc>
+        <w:tc>
+          <w:tcPr>
+            <w:tcW w:type="dxa" w:w="2200"/>
+            <w:tcMar>
+              <w:top w:type="dxa" w:w="80"/>
+              <w:left w:type="dxa" w:w="100"/>
+              <w:bottom w:type="dxa" w:w="80"/>
+              <w:right w:type="dxa" w:w="100"/>
+            </w:tcMar>
+            <w:vAlign w:val="top"/>
           </w:tcPr>
           <w:p>
             <w:pPr>
@@ -306,7 +526,7 @@
             <w:r>
               <w:drawing>
                 <wp:inline distT="0" distB="0" distL="0" distR="0">
-                  <wp:extent cx="1047750" cy="790575"/>
+                  <wp:extent cx="876300" cy="657225"/>
                   <wp:effectExtent t="0" r="0" b="0" l="0"/>
                   <wp:docPr id="1" name="" descr="" title=""/>
                   <wp:cNvGraphicFramePr>
@@ -331,7 +551,7 @@
                         <pic:spPr bwMode="auto">
                           <a:xfrm>
                             <a:off x="0" y="0"/>
-                            <a:ext cx="1047750" cy="790575"/>
+                            <a:ext cx="876300" cy="657225"/>
                           </a:xfrm>
                           <a:prstGeom prst="rect">
                             <a:avLst/>
@@ -345,31 +565,92 @@
             </w:r>
           </w:p>
         </w:tc>
-        <w:tc>
-          <w:tcPr>
-            <w:tcW w:type="dxa" w:w="7560"/>
-            <w:tcMar>
-              <w:top w:type="dxa" w:w="100"/>
-              <w:left w:type="dxa" w:w="40"/>
-              <w:bottom w:type="dxa" w:w="100"/>
-              <w:right w:type="dxa" w:w="40"/>
-            </w:tcMar>
-            <w:vAlign w:val="center"/>
-          </w:tcPr>
-          <w:p>
-            <w:pPr>
-              <w:spacing w:after="50"/>
+      </w:tr>
+      <w:tr>
+        <w:trPr>
+          <w:cantSplit/>
+        </w:trPr>
+        <w:tc>
+          <w:tcPr>
+            <w:tcW w:type="dxa" w:w="1800"/>
+            <w:tcMar>
+              <w:top w:type="dxa" w:w="80"/>
+              <w:left w:type="dxa" w:w="100"/>
+              <w:bottom w:type="dxa" w:w="80"/>
+              <w:right w:type="dxa" w:w="100"/>
+            </w:tcMar>
+            <w:vAlign w:val="top"/>
+          </w:tcPr>
+          <w:p>
+            <w:pPr>
+              <w:spacing w:after="30"/>
             </w:pPr>
             <w:r>
               <w:rPr>
                 <w:b/>
                 <w:bCs/>
                 <w:color w:val="12355B"/>
-                <w:sz w:val="24"/>
-                <w:szCs w:val="24"/>
-              </w:rPr>
-              <w:t xml:space="preserve">Algorithm</w:t>
-            </w:r>
+                <w:sz w:val="21"/>
+                <w:szCs w:val="21"/>
+              </w:rPr>
+              <w:t xml:space="preserve">Dividend</w:t>
+            </w:r>
+          </w:p>
+          <w:p>
+            <w:pPr>
+              <w:spacing w:after="0"/>
+            </w:pPr>
+            <w:r>
+              <w:rPr>
+                <w:i/>
+                <w:iCs/>
+                <w:color w:val="5F6F80"/>
+                <w:sz w:val="18"/>
+                <w:szCs w:val="18"/>
+              </w:rPr>
+              <w:t xml:space="preserve">Dividendo</w:t>
+            </w:r>
+          </w:p>
+        </w:tc>
+        <w:tc>
+          <w:tcPr>
+            <w:tcW w:type="dxa" w:w="3160"/>
+            <w:tcMar>
+              <w:top w:type="dxa" w:w="80"/>
+              <w:left w:type="dxa" w:w="100"/>
+              <w:bottom w:type="dxa" w:w="80"/>
+              <w:right w:type="dxa" w:w="100"/>
+            </w:tcMar>
+            <w:vAlign w:val="top"/>
+          </w:tcPr>
+          <w:p>
+            <w:pPr>
+              <w:spacing w:after="0"/>
+            </w:pPr>
+            <w:r>
+              <w:rPr>
+                <w:sz w:val="20"/>
+                <w:szCs w:val="20"/>
+              </w:rPr>
+              <w:t xml:space="preserve">The total number being divided into equal groups (the number inside the division bracket).</w:t>
+            </w:r>
+          </w:p>
+        </w:tc>
+        <w:tc>
+          <w:tcPr>
+            <w:tcW w:type="dxa" w:w="2200"/>
+            <w:tcMar>
+              <w:top w:type="dxa" w:w="80"/>
+              <w:left w:type="dxa" w:w="100"/>
+              <w:bottom w:type="dxa" w:w="80"/>
+              <w:right w:type="dxa" w:w="100"/>
+            </w:tcMar>
+            <w:vAlign w:val="top"/>
+          </w:tcPr>
+          <w:p>
+            <w:pPr>
+              <w:spacing w:after="40"/>
+            </w:pPr>
             <w:r>
               <w:rPr>
                 <w:i/>
@@ -378,64 +659,41 @@
                 <w:sz w:val="19"/>
                 <w:szCs w:val="19"/>
               </w:rPr>
-              <w:t xml:space="preserve">   Algoritmo</w:t>
-            </w:r>
-          </w:p>
-          <w:p>
-            <w:pPr>
-              <w:spacing w:after="0"/>
-            </w:pPr>
-            <w:r>
-              <w:rPr>
-                <w:sz w:val="21"/>
-                <w:szCs w:val="21"/>
-              </w:rPr>
-              <w:t xml:space="preserve">A step-by-step set of rules or instructions to solve a math problem.</w:t>
-            </w:r>
-          </w:p>
-        </w:tc>
-      </w:tr>
-    </w:tbl>
-    <w:tbl>
-      <w:tblPr>
-        <w:tblW w:type="pct" w:w="100%"/>
-        <w:tblBorders>
-          <w:top w:val="none" w:color="FFFFFF" w:sz="0"/>
-          <w:left w:val="none" w:color="FFFFFF" w:sz="0"/>
-          <w:bottom w:val="single" w:color="C7D2DD" w:sz="4"/>
-          <w:right w:val="none" w:color="FFFFFF" w:sz="0"/>
-          <w:insideH w:val="none" w:color="FFFFFF" w:sz="0"/>
-          <w:insideV w:val="none" w:color="FFFFFF" w:sz="0"/>
-        </w:tblBorders>
-      </w:tblPr>
-      <w:tblGrid>
-        <w:gridCol w:w="1800"/>
-        <w:gridCol w:w="7560"/>
-      </w:tblGrid>
-      <w:tr>
-        <w:trPr>
-          <w:cantSplit/>
-        </w:trPr>
-        <w:tc>
-          <w:tcPr>
-            <w:tcW w:type="dxa" w:w="1800"/>
-            <w:tcMar>
-              <w:top w:type="dxa" w:w="100"/>
-              <w:left w:type="dxa" w:w="40"/>
-              <w:bottom w:type="dxa" w:w="100"/>
-              <w:right w:type="dxa" w:w="120"/>
-            </w:tcMar>
-            <w:vAlign w:val="center"/>
-          </w:tcPr>
-          <w:p>
-            <w:pPr>
-              <w:spacing w:after="0"/>
+              <w:t xml:space="preserve">Not Dividend: write a counter-example that breaks the definition.</w:t>
+            </w:r>
+          </w:p>
+          <w:p>
+            <w:pPr>
+              <w:pBdr>
+                <w:bottom w:val="single" w:color="AFBECC" w:sz="6"/>
+              </w:pBdr>
+              <w:spacing w:after="30" w:before="150"/>
+            </w:pPr>
+            <w:r>
+              <w:t xml:space="preserve"/>
+            </w:r>
+          </w:p>
+        </w:tc>
+        <w:tc>
+          <w:tcPr>
+            <w:tcW w:type="dxa" w:w="2200"/>
+            <w:tcMar>
+              <w:top w:type="dxa" w:w="80"/>
+              <w:left w:type="dxa" w:w="100"/>
+              <w:bottom w:type="dxa" w:w="80"/>
+              <w:right w:type="dxa" w:w="100"/>
+            </w:tcMar>
+            <w:vAlign w:val="top"/>
+          </w:tcPr>
+          <w:p>
+            <w:pPr>
+              <w:spacing w:after="40"/>
               <w:jc w:val="center"/>
             </w:pPr>
             <w:r>
               <w:drawing>
                 <wp:inline distT="0" distB="0" distL="0" distR="0">
-                  <wp:extent cx="1047750" cy="790575"/>
+                  <wp:extent cx="876300" cy="657225"/>
                   <wp:effectExtent t="0" r="0" b="0" l="0"/>
                   <wp:docPr id="1" name="" descr="" title=""/>
                   <wp:cNvGraphicFramePr>
@@ -460,7 +718,7 @@
                         <pic:spPr bwMode="auto">
                           <a:xfrm>
                             <a:off x="0" y="0"/>
-                            <a:ext cx="1047750" cy="790575"/>
+                            <a:ext cx="876300" cy="657225"/>
                           </a:xfrm>
                           <a:prstGeom prst="rect">
                             <a:avLst/>
@@ -473,32 +731,108 @@
               </w:drawing>
             </w:r>
           </w:p>
-        </w:tc>
-        <w:tc>
-          <w:tcPr>
-            <w:tcW w:type="dxa" w:w="7560"/>
-            <w:tcMar>
-              <w:top w:type="dxa" w:w="100"/>
-              <w:left w:type="dxa" w:w="40"/>
-              <w:bottom w:type="dxa" w:w="100"/>
-              <w:right w:type="dxa" w:w="40"/>
-            </w:tcMar>
-            <w:vAlign w:val="center"/>
-          </w:tcPr>
-          <w:p>
-            <w:pPr>
-              <w:spacing w:after="50"/>
+          <w:p>
+            <w:pPr>
+              <w:spacing w:after="0"/>
+            </w:pPr>
+            <w:r>
+              <w:rPr>
+                <w:i/>
+                <w:iCs/>
+                <w:color w:val="5F6F80"/>
+                <w:sz w:val="18"/>
+                <w:szCs w:val="18"/>
+              </w:rPr>
+              <w:t xml:space="preserve">In 1,344 ÷ 12 = 112, the dividend is 1,344 — the total amount being divided</w:t>
+            </w:r>
+          </w:p>
+        </w:tc>
+      </w:tr>
+      <w:tr>
+        <w:trPr>
+          <w:cantSplit/>
+        </w:trPr>
+        <w:tc>
+          <w:tcPr>
+            <w:tcW w:type="dxa" w:w="1800"/>
+            <w:tcMar>
+              <w:top w:type="dxa" w:w="80"/>
+              <w:left w:type="dxa" w:w="100"/>
+              <w:bottom w:type="dxa" w:w="80"/>
+              <w:right w:type="dxa" w:w="100"/>
+            </w:tcMar>
+            <w:vAlign w:val="top"/>
+          </w:tcPr>
+          <w:p>
+            <w:pPr>
+              <w:spacing w:after="30"/>
             </w:pPr>
             <w:r>
               <w:rPr>
                 <w:b/>
                 <w:bCs/>
                 <w:color w:val="12355B"/>
-                <w:sz w:val="24"/>
-                <w:szCs w:val="24"/>
-              </w:rPr>
-              <w:t xml:space="preserve">Dividend</w:t>
-            </w:r>
+                <w:sz w:val="21"/>
+                <w:szCs w:val="21"/>
+              </w:rPr>
+              <w:t xml:space="preserve">Divisor</w:t>
+            </w:r>
+          </w:p>
+          <w:p>
+            <w:pPr>
+              <w:spacing w:after="0"/>
+            </w:pPr>
+            <w:r>
+              <w:rPr>
+                <w:i/>
+                <w:iCs/>
+                <w:color w:val="5F6F80"/>
+                <w:sz w:val="18"/>
+                <w:szCs w:val="18"/>
+              </w:rPr>
+              <w:t xml:space="preserve">Divisor</w:t>
+            </w:r>
+          </w:p>
+        </w:tc>
+        <w:tc>
+          <w:tcPr>
+            <w:tcW w:type="dxa" w:w="3160"/>
+            <w:tcMar>
+              <w:top w:type="dxa" w:w="80"/>
+              <w:left w:type="dxa" w:w="100"/>
+              <w:bottom w:type="dxa" w:w="80"/>
+              <w:right w:type="dxa" w:w="100"/>
+            </w:tcMar>
+            <w:vAlign w:val="top"/>
+          </w:tcPr>
+          <w:p>
+            <w:pPr>
+              <w:spacing w:after="0"/>
+            </w:pPr>
+            <w:r>
+              <w:rPr>
+                <w:sz w:val="20"/>
+                <w:szCs w:val="20"/>
+              </w:rPr>
+              <w:t xml:space="preserve">The number of equal groups you are dividing into (the number outside the division bracket).</w:t>
+            </w:r>
+          </w:p>
+        </w:tc>
+        <w:tc>
+          <w:tcPr>
+            <w:tcW w:type="dxa" w:w="2200"/>
+            <w:tcMar>
+              <w:top w:type="dxa" w:w="80"/>
+              <w:left w:type="dxa" w:w="100"/>
+              <w:bottom w:type="dxa" w:w="80"/>
+              <w:right w:type="dxa" w:w="100"/>
+            </w:tcMar>
+            <w:vAlign w:val="top"/>
+          </w:tcPr>
+          <w:p>
+            <w:pPr>
+              <w:spacing w:after="40"/>
+            </w:pPr>
             <w:r>
               <w:rPr>
                 <w:i/>
@@ -507,89 +841,41 @@
                 <w:sz w:val="19"/>
                 <w:szCs w:val="19"/>
               </w:rPr>
-              <w:t xml:space="preserve">   Dividendo</w:t>
-            </w:r>
-          </w:p>
+              <w:t xml:space="preserve">Not Divisor: write a counter-example that breaks the definition.</w:t>
+            </w:r>
+          </w:p>
+          <w:p>
+            <w:pPr>
+              <w:pBdr>
+                <w:bottom w:val="single" w:color="AFBECC" w:sz="6"/>
+              </w:pBdr>
+              <w:spacing w:after="30" w:before="150"/>
+            </w:pPr>
+            <w:r>
+              <w:t xml:space="preserve"/>
+            </w:r>
+          </w:p>
+        </w:tc>
+        <w:tc>
+          <w:tcPr>
+            <w:tcW w:type="dxa" w:w="2200"/>
+            <w:tcMar>
+              <w:top w:type="dxa" w:w="80"/>
+              <w:left w:type="dxa" w:w="100"/>
+              <w:bottom w:type="dxa" w:w="80"/>
+              <w:right w:type="dxa" w:w="100"/>
+            </w:tcMar>
+            <w:vAlign w:val="top"/>
+          </w:tcPr>
           <w:p>
             <w:pPr>
               <w:spacing w:after="40"/>
-            </w:pPr>
-            <w:r>
-              <w:rPr>
-                <w:sz w:val="21"/>
-                <w:szCs w:val="21"/>
-              </w:rPr>
-              <w:t xml:space="preserve">The total number being divided into equal groups (the number inside the division bracket).</w:t>
-            </w:r>
-          </w:p>
-          <w:p>
-            <w:pPr>
-              <w:spacing w:after="0"/>
-            </w:pPr>
-            <w:r>
-              <w:rPr>
-                <w:b/>
-                <w:bCs/>
-                <w:color w:val="1FA6A2"/>
-                <w:sz w:val="18"/>
-                <w:szCs w:val="18"/>
-              </w:rPr>
-              <w:t xml:space="preserve">Example:  </w:t>
-            </w:r>
-            <w:r>
-              <w:rPr>
-                <w:i/>
-                <w:iCs/>
-                <w:color w:val="5F6F80"/>
-                <w:sz w:val="18"/>
-                <w:szCs w:val="18"/>
-              </w:rPr>
-              <w:t xml:space="preserve">In 1,344 ÷ 12 = 112, the dividend is 1,344 — the total amount being divided</w:t>
-            </w:r>
-          </w:p>
-        </w:tc>
-      </w:tr>
-    </w:tbl>
-    <w:tbl>
-      <w:tblPr>
-        <w:tblW w:type="pct" w:w="100%"/>
-        <w:tblBorders>
-          <w:top w:val="none" w:color="FFFFFF" w:sz="0"/>
-          <w:left w:val="none" w:color="FFFFFF" w:sz="0"/>
-          <w:bottom w:val="single" w:color="C7D2DD" w:sz="4"/>
-          <w:right w:val="none" w:color="FFFFFF" w:sz="0"/>
-          <w:insideH w:val="none" w:color="FFFFFF" w:sz="0"/>
-          <w:insideV w:val="none" w:color="FFFFFF" w:sz="0"/>
-        </w:tblBorders>
-      </w:tblPr>
-      <w:tblGrid>
-        <w:gridCol w:w="1800"/>
-        <w:gridCol w:w="7560"/>
-      </w:tblGrid>
-      <w:tr>
-        <w:trPr>
-          <w:cantSplit/>
-        </w:trPr>
-        <w:tc>
-          <w:tcPr>
-            <w:tcW w:type="dxa" w:w="1800"/>
-            <w:tcMar>
-              <w:top w:type="dxa" w:w="100"/>
-              <w:left w:type="dxa" w:w="40"/>
-              <w:bottom w:type="dxa" w:w="100"/>
-              <w:right w:type="dxa" w:w="120"/>
-            </w:tcMar>
-            <w:vAlign w:val="center"/>
-          </w:tcPr>
-          <w:p>
-            <w:pPr>
-              <w:spacing w:after="0"/>
               <w:jc w:val="center"/>
             </w:pPr>
             <w:r>
               <w:drawing>
                 <wp:inline distT="0" distB="0" distL="0" distR="0">
-                  <wp:extent cx="1047750" cy="790575"/>
+                  <wp:extent cx="876300" cy="657225"/>
                   <wp:effectExtent t="0" r="0" b="0" l="0"/>
                   <wp:docPr id="1" name="" descr="" title=""/>
                   <wp:cNvGraphicFramePr>
@@ -614,7 +900,7 @@
                         <pic:spPr bwMode="auto">
                           <a:xfrm>
                             <a:off x="0" y="0"/>
-                            <a:ext cx="1047750" cy="790575"/>
+                            <a:ext cx="876300" cy="657225"/>
                           </a:xfrm>
                           <a:prstGeom prst="rect">
                             <a:avLst/>
@@ -627,32 +913,108 @@
               </w:drawing>
             </w:r>
           </w:p>
-        </w:tc>
-        <w:tc>
-          <w:tcPr>
-            <w:tcW w:type="dxa" w:w="7560"/>
-            <w:tcMar>
-              <w:top w:type="dxa" w:w="100"/>
-              <w:left w:type="dxa" w:w="40"/>
-              <w:bottom w:type="dxa" w:w="100"/>
-              <w:right w:type="dxa" w:w="40"/>
-            </w:tcMar>
-            <w:vAlign w:val="center"/>
-          </w:tcPr>
-          <w:p>
-            <w:pPr>
-              <w:spacing w:after="50"/>
+          <w:p>
+            <w:pPr>
+              <w:spacing w:after="0"/>
+            </w:pPr>
+            <w:r>
+              <w:rPr>
+                <w:i/>
+                <w:iCs/>
+                <w:color w:val="5F6F80"/>
+                <w:sz w:val="18"/>
+                <w:szCs w:val="18"/>
+              </w:rPr>
+              <w:t xml:space="preserve">In 1,344 ÷ 12 = 112, the divisor is 12 — the number of equal groups</w:t>
+            </w:r>
+          </w:p>
+        </w:tc>
+      </w:tr>
+      <w:tr>
+        <w:trPr>
+          <w:cantSplit/>
+        </w:trPr>
+        <w:tc>
+          <w:tcPr>
+            <w:tcW w:type="dxa" w:w="1800"/>
+            <w:tcMar>
+              <w:top w:type="dxa" w:w="80"/>
+              <w:left w:type="dxa" w:w="100"/>
+              <w:bottom w:type="dxa" w:w="80"/>
+              <w:right w:type="dxa" w:w="100"/>
+            </w:tcMar>
+            <w:vAlign w:val="top"/>
+          </w:tcPr>
+          <w:p>
+            <w:pPr>
+              <w:spacing w:after="30"/>
             </w:pPr>
             <w:r>
               <w:rPr>
                 <w:b/>
                 <w:bCs/>
                 <w:color w:val="12355B"/>
-                <w:sz w:val="24"/>
-                <w:szCs w:val="24"/>
-              </w:rPr>
-              <w:t xml:space="preserve">Divisor</w:t>
-            </w:r>
+                <w:sz w:val="21"/>
+                <w:szCs w:val="21"/>
+              </w:rPr>
+              <w:t xml:space="preserve">Quotient</w:t>
+            </w:r>
+          </w:p>
+          <w:p>
+            <w:pPr>
+              <w:spacing w:after="0"/>
+            </w:pPr>
+            <w:r>
+              <w:rPr>
+                <w:i/>
+                <w:iCs/>
+                <w:color w:val="5F6F80"/>
+                <w:sz w:val="18"/>
+                <w:szCs w:val="18"/>
+              </w:rPr>
+              <w:t xml:space="preserve">Cociente</w:t>
+            </w:r>
+          </w:p>
+        </w:tc>
+        <w:tc>
+          <w:tcPr>
+            <w:tcW w:type="dxa" w:w="3160"/>
+            <w:tcMar>
+              <w:top w:type="dxa" w:w="80"/>
+              <w:left w:type="dxa" w:w="100"/>
+              <w:bottom w:type="dxa" w:w="80"/>
+              <w:right w:type="dxa" w:w="100"/>
+            </w:tcMar>
+            <w:vAlign w:val="top"/>
+          </w:tcPr>
+          <w:p>
+            <w:pPr>
+              <w:spacing w:after="0"/>
+            </w:pPr>
+            <w:r>
+              <w:rPr>
+                <w:sz w:val="20"/>
+                <w:szCs w:val="20"/>
+              </w:rPr>
+              <w:t xml:space="preserve">The answer when you divide.</w:t>
+            </w:r>
+          </w:p>
+        </w:tc>
+        <w:tc>
+          <w:tcPr>
+            <w:tcW w:type="dxa" w:w="2200"/>
+            <w:tcMar>
+              <w:top w:type="dxa" w:w="80"/>
+              <w:left w:type="dxa" w:w="100"/>
+              <w:bottom w:type="dxa" w:w="80"/>
+              <w:right w:type="dxa" w:w="100"/>
+            </w:tcMar>
+            <w:vAlign w:val="top"/>
+          </w:tcPr>
+          <w:p>
+            <w:pPr>
+              <w:spacing w:after="40"/>
+            </w:pPr>
             <w:r>
               <w:rPr>
                 <w:i/>
@@ -661,89 +1023,41 @@
                 <w:sz w:val="19"/>
                 <w:szCs w:val="19"/>
               </w:rPr>
-              <w:t xml:space="preserve">   Divisor</w:t>
-            </w:r>
-          </w:p>
+              <w:t xml:space="preserve">Not Quotient: write a counter-example that breaks the definition.</w:t>
+            </w:r>
+          </w:p>
+          <w:p>
+            <w:pPr>
+              <w:pBdr>
+                <w:bottom w:val="single" w:color="AFBECC" w:sz="6"/>
+              </w:pBdr>
+              <w:spacing w:after="30" w:before="150"/>
+            </w:pPr>
+            <w:r>
+              <w:t xml:space="preserve"/>
+            </w:r>
+          </w:p>
+        </w:tc>
+        <w:tc>
+          <w:tcPr>
+            <w:tcW w:type="dxa" w:w="2200"/>
+            <w:tcMar>
+              <w:top w:type="dxa" w:w="80"/>
+              <w:left w:type="dxa" w:w="100"/>
+              <w:bottom w:type="dxa" w:w="80"/>
+              <w:right w:type="dxa" w:w="100"/>
+            </w:tcMar>
+            <w:vAlign w:val="top"/>
+          </w:tcPr>
           <w:p>
             <w:pPr>
               <w:spacing w:after="40"/>
-            </w:pPr>
-            <w:r>
-              <w:rPr>
-                <w:sz w:val="21"/>
-                <w:szCs w:val="21"/>
-              </w:rPr>
-              <w:t xml:space="preserve">The number of equal groups you are dividing into (the number outside the division bracket).</w:t>
-            </w:r>
-          </w:p>
-          <w:p>
-            <w:pPr>
-              <w:spacing w:after="0"/>
-            </w:pPr>
-            <w:r>
-              <w:rPr>
-                <w:b/>
-                <w:bCs/>
-                <w:color w:val="1FA6A2"/>
-                <w:sz w:val="18"/>
-                <w:szCs w:val="18"/>
-              </w:rPr>
-              <w:t xml:space="preserve">Example:  </w:t>
-            </w:r>
-            <w:r>
-              <w:rPr>
-                <w:i/>
-                <w:iCs/>
-                <w:color w:val="5F6F80"/>
-                <w:sz w:val="18"/>
-                <w:szCs w:val="18"/>
-              </w:rPr>
-              <w:t xml:space="preserve">In 1,344 ÷ 12 = 112, the divisor is 12 — the number of equal groups</w:t>
-            </w:r>
-          </w:p>
-        </w:tc>
-      </w:tr>
-    </w:tbl>
-    <w:tbl>
-      <w:tblPr>
-        <w:tblW w:type="pct" w:w="100%"/>
-        <w:tblBorders>
-          <w:top w:val="none" w:color="FFFFFF" w:sz="0"/>
-          <w:left w:val="none" w:color="FFFFFF" w:sz="0"/>
-          <w:bottom w:val="single" w:color="C7D2DD" w:sz="4"/>
-          <w:right w:val="none" w:color="FFFFFF" w:sz="0"/>
-          <w:insideH w:val="none" w:color="FFFFFF" w:sz="0"/>
-          <w:insideV w:val="none" w:color="FFFFFF" w:sz="0"/>
-        </w:tblBorders>
-      </w:tblPr>
-      <w:tblGrid>
-        <w:gridCol w:w="1800"/>
-        <w:gridCol w:w="7560"/>
-      </w:tblGrid>
-      <w:tr>
-        <w:trPr>
-          <w:cantSplit/>
-        </w:trPr>
-        <w:tc>
-          <w:tcPr>
-            <w:tcW w:type="dxa" w:w="1800"/>
-            <w:tcMar>
-              <w:top w:type="dxa" w:w="100"/>
-              <w:left w:type="dxa" w:w="40"/>
-              <w:bottom w:type="dxa" w:w="100"/>
-              <w:right w:type="dxa" w:w="120"/>
-            </w:tcMar>
-            <w:vAlign w:val="center"/>
-          </w:tcPr>
-          <w:p>
-            <w:pPr>
-              <w:spacing w:after="0"/>
               <w:jc w:val="center"/>
             </w:pPr>
             <w:r>
               <w:drawing>
                 <wp:inline distT="0" distB="0" distL="0" distR="0">
-                  <wp:extent cx="1047750" cy="790575"/>
+                  <wp:extent cx="876300" cy="657225"/>
                   <wp:effectExtent t="0" r="0" b="0" l="0"/>
                   <wp:docPr id="1" name="" descr="" title=""/>
                   <wp:cNvGraphicFramePr>
@@ -768,7 +1082,7 @@
                         <pic:spPr bwMode="auto">
                           <a:xfrm>
                             <a:off x="0" y="0"/>
-                            <a:ext cx="1047750" cy="790575"/>
+                            <a:ext cx="876300" cy="657225"/>
                           </a:xfrm>
                           <a:prstGeom prst="rect">
                             <a:avLst/>
@@ -781,32 +1095,108 @@
               </w:drawing>
             </w:r>
           </w:p>
-        </w:tc>
-        <w:tc>
-          <w:tcPr>
-            <w:tcW w:type="dxa" w:w="7560"/>
-            <w:tcMar>
-              <w:top w:type="dxa" w:w="100"/>
-              <w:left w:type="dxa" w:w="40"/>
-              <w:bottom w:type="dxa" w:w="100"/>
-              <w:right w:type="dxa" w:w="40"/>
-            </w:tcMar>
-            <w:vAlign w:val="center"/>
-          </w:tcPr>
-          <w:p>
-            <w:pPr>
-              <w:spacing w:after="50"/>
+          <w:p>
+            <w:pPr>
+              <w:spacing w:after="0"/>
+            </w:pPr>
+            <w:r>
+              <w:rPr>
+                <w:i/>
+                <w:iCs/>
+                <w:color w:val="5F6F80"/>
+                <w:sz w:val="18"/>
+                <w:szCs w:val="18"/>
+              </w:rPr>
+              <w:t xml:space="preserve">In 156 ÷ 12 = 13, the quotient is 13 — there are 13 groups</w:t>
+            </w:r>
+          </w:p>
+        </w:tc>
+      </w:tr>
+      <w:tr>
+        <w:trPr>
+          <w:cantSplit/>
+        </w:trPr>
+        <w:tc>
+          <w:tcPr>
+            <w:tcW w:type="dxa" w:w="1800"/>
+            <w:tcMar>
+              <w:top w:type="dxa" w:w="80"/>
+              <w:left w:type="dxa" w:w="100"/>
+              <w:bottom w:type="dxa" w:w="80"/>
+              <w:right w:type="dxa" w:w="100"/>
+            </w:tcMar>
+            <w:vAlign w:val="top"/>
+          </w:tcPr>
+          <w:p>
+            <w:pPr>
+              <w:spacing w:after="30"/>
             </w:pPr>
             <w:r>
               <w:rPr>
                 <w:b/>
                 <w:bCs/>
                 <w:color w:val="12355B"/>
-                <w:sz w:val="24"/>
-                <w:szCs w:val="24"/>
-              </w:rPr>
-              <w:t xml:space="preserve">Quotient</w:t>
-            </w:r>
+                <w:sz w:val="21"/>
+                <w:szCs w:val="21"/>
+              </w:rPr>
+              <w:t xml:space="preserve">Remainder</w:t>
+            </w:r>
+          </w:p>
+          <w:p>
+            <w:pPr>
+              <w:spacing w:after="0"/>
+            </w:pPr>
+            <w:r>
+              <w:rPr>
+                <w:i/>
+                <w:iCs/>
+                <w:color w:val="5F6F80"/>
+                <w:sz w:val="18"/>
+                <w:szCs w:val="18"/>
+              </w:rPr>
+              <w:t xml:space="preserve">Residuo</w:t>
+            </w:r>
+          </w:p>
+        </w:tc>
+        <w:tc>
+          <w:tcPr>
+            <w:tcW w:type="dxa" w:w="3160"/>
+            <w:tcMar>
+              <w:top w:type="dxa" w:w="80"/>
+              <w:left w:type="dxa" w:w="100"/>
+              <w:bottom w:type="dxa" w:w="80"/>
+              <w:right w:type="dxa" w:w="100"/>
+            </w:tcMar>
+            <w:vAlign w:val="top"/>
+          </w:tcPr>
+          <w:p>
+            <w:pPr>
+              <w:spacing w:after="0"/>
+            </w:pPr>
+            <w:r>
+              <w:rPr>
+                <w:sz w:val="20"/>
+                <w:szCs w:val="20"/>
+              </w:rPr>
+              <w:t xml:space="preserve">What is left over when a number does not divide evenly.</w:t>
+            </w:r>
+          </w:p>
+        </w:tc>
+        <w:tc>
+          <w:tcPr>
+            <w:tcW w:type="dxa" w:w="2200"/>
+            <w:tcMar>
+              <w:top w:type="dxa" w:w="80"/>
+              <w:left w:type="dxa" w:w="100"/>
+              <w:bottom w:type="dxa" w:w="80"/>
+              <w:right w:type="dxa" w:w="100"/>
+            </w:tcMar>
+            <w:vAlign w:val="top"/>
+          </w:tcPr>
+          <w:p>
+            <w:pPr>
+              <w:spacing w:after="40"/>
+            </w:pPr>
             <w:r>
               <w:rPr>
                 <w:i/>
@@ -815,89 +1205,41 @@
                 <w:sz w:val="19"/>
                 <w:szCs w:val="19"/>
               </w:rPr>
-              <w:t xml:space="preserve">   Cociente</w:t>
-            </w:r>
-          </w:p>
+              <w:t xml:space="preserve">Not Remainder: write a counter-example that breaks the definition.</w:t>
+            </w:r>
+          </w:p>
+          <w:p>
+            <w:pPr>
+              <w:pBdr>
+                <w:bottom w:val="single" w:color="AFBECC" w:sz="6"/>
+              </w:pBdr>
+              <w:spacing w:after="30" w:before="150"/>
+            </w:pPr>
+            <w:r>
+              <w:t xml:space="preserve"/>
+            </w:r>
+          </w:p>
+        </w:tc>
+        <w:tc>
+          <w:tcPr>
+            <w:tcW w:type="dxa" w:w="2200"/>
+            <w:tcMar>
+              <w:top w:type="dxa" w:w="80"/>
+              <w:left w:type="dxa" w:w="100"/>
+              <w:bottom w:type="dxa" w:w="80"/>
+              <w:right w:type="dxa" w:w="100"/>
+            </w:tcMar>
+            <w:vAlign w:val="top"/>
+          </w:tcPr>
           <w:p>
             <w:pPr>
               <w:spacing w:after="40"/>
-            </w:pPr>
-            <w:r>
-              <w:rPr>
-                <w:sz w:val="21"/>
-                <w:szCs w:val="21"/>
-              </w:rPr>
-              <w:t xml:space="preserve">The answer when you divide.</w:t>
-            </w:r>
-          </w:p>
-          <w:p>
-            <w:pPr>
-              <w:spacing w:after="0"/>
-            </w:pPr>
-            <w:r>
-              <w:rPr>
-                <w:b/>
-                <w:bCs/>
-                <w:color w:val="1FA6A2"/>
-                <w:sz w:val="18"/>
-                <w:szCs w:val="18"/>
-              </w:rPr>
-              <w:t xml:space="preserve">Example:  </w:t>
-            </w:r>
-            <w:r>
-              <w:rPr>
-                <w:i/>
-                <w:iCs/>
-                <w:color w:val="5F6F80"/>
-                <w:sz w:val="18"/>
-                <w:szCs w:val="18"/>
-              </w:rPr>
-              <w:t xml:space="preserve">In 156 ÷ 12 = 13, the quotient is 13 — there are 13 groups</w:t>
-            </w:r>
-          </w:p>
-        </w:tc>
-      </w:tr>
-    </w:tbl>
-    <w:tbl>
-      <w:tblPr>
-        <w:tblW w:type="pct" w:w="100%"/>
-        <w:tblBorders>
-          <w:top w:val="none" w:color="FFFFFF" w:sz="0"/>
-          <w:left w:val="none" w:color="FFFFFF" w:sz="0"/>
-          <w:bottom w:val="single" w:color="C7D2DD" w:sz="4"/>
-          <w:right w:val="none" w:color="FFFFFF" w:sz="0"/>
-          <w:insideH w:val="none" w:color="FFFFFF" w:sz="0"/>
-          <w:insideV w:val="none" w:color="FFFFFF" w:sz="0"/>
-        </w:tblBorders>
-      </w:tblPr>
-      <w:tblGrid>
-        <w:gridCol w:w="1800"/>
-        <w:gridCol w:w="7560"/>
-      </w:tblGrid>
-      <w:tr>
-        <w:trPr>
-          <w:cantSplit/>
-        </w:trPr>
-        <w:tc>
-          <w:tcPr>
-            <w:tcW w:type="dxa" w:w="1800"/>
-            <w:tcMar>
-              <w:top w:type="dxa" w:w="100"/>
-              <w:left w:type="dxa" w:w="40"/>
-              <w:bottom w:type="dxa" w:w="100"/>
-              <w:right w:type="dxa" w:w="120"/>
-            </w:tcMar>
-            <w:vAlign w:val="center"/>
-          </w:tcPr>
-          <w:p>
-            <w:pPr>
-              <w:spacing w:after="0"/>
               <w:jc w:val="center"/>
             </w:pPr>
             <w:r>
               <w:drawing>
                 <wp:inline distT="0" distB="0" distL="0" distR="0">
-                  <wp:extent cx="1047750" cy="790575"/>
+                  <wp:extent cx="876300" cy="657225"/>
                   <wp:effectExtent t="0" r="0" b="0" l="0"/>
                   <wp:docPr id="1" name="" descr="" title=""/>
                   <wp:cNvGraphicFramePr>
@@ -922,7 +1264,7 @@
                         <pic:spPr bwMode="auto">
                           <a:xfrm>
                             <a:off x="0" y="0"/>
-                            <a:ext cx="1047750" cy="790575"/>
+                            <a:ext cx="876300" cy="657225"/>
                           </a:xfrm>
                           <a:prstGeom prst="rect">
                             <a:avLst/>
@@ -935,32 +1277,108 @@
               </w:drawing>
             </w:r>
           </w:p>
-        </w:tc>
-        <w:tc>
-          <w:tcPr>
-            <w:tcW w:type="dxa" w:w="7560"/>
-            <w:tcMar>
-              <w:top w:type="dxa" w:w="100"/>
-              <w:left w:type="dxa" w:w="40"/>
-              <w:bottom w:type="dxa" w:w="100"/>
-              <w:right w:type="dxa" w:w="40"/>
-            </w:tcMar>
-            <w:vAlign w:val="center"/>
-          </w:tcPr>
-          <w:p>
-            <w:pPr>
-              <w:spacing w:after="50"/>
+          <w:p>
+            <w:pPr>
+              <w:spacing w:after="0"/>
+            </w:pPr>
+            <w:r>
+              <w:rPr>
+                <w:i/>
+                <w:iCs/>
+                <w:color w:val="5F6F80"/>
+                <w:sz w:val="18"/>
+                <w:szCs w:val="18"/>
+              </w:rPr>
+              <w:t xml:space="preserve">17 ÷ 5 = 3 R 2 means 3 groups of 5 with 2 left over</w:t>
+            </w:r>
+          </w:p>
+        </w:tc>
+      </w:tr>
+      <w:tr>
+        <w:trPr>
+          <w:cantSplit/>
+        </w:trPr>
+        <w:tc>
+          <w:tcPr>
+            <w:tcW w:type="dxa" w:w="1800"/>
+            <w:tcMar>
+              <w:top w:type="dxa" w:w="80"/>
+              <w:left w:type="dxa" w:w="100"/>
+              <w:bottom w:type="dxa" w:w="80"/>
+              <w:right w:type="dxa" w:w="100"/>
+            </w:tcMar>
+            <w:vAlign w:val="top"/>
+          </w:tcPr>
+          <w:p>
+            <w:pPr>
+              <w:spacing w:after="30"/>
             </w:pPr>
             <w:r>
               <w:rPr>
                 <w:b/>
                 <w:bCs/>
                 <w:color w:val="12355B"/>
-                <w:sz w:val="24"/>
-                <w:szCs w:val="24"/>
-              </w:rPr>
-              <w:t xml:space="preserve">Remainder</w:t>
-            </w:r>
+                <w:sz w:val="21"/>
+                <w:szCs w:val="21"/>
+              </w:rPr>
+              <w:t xml:space="preserve">Divide Multi-Digit Numbers</w:t>
+            </w:r>
+          </w:p>
+          <w:p>
+            <w:pPr>
+              <w:spacing w:after="0"/>
+            </w:pPr>
+            <w:r>
+              <w:rPr>
+                <w:i/>
+                <w:iCs/>
+                <w:color w:val="5F6F80"/>
+                <w:sz w:val="18"/>
+                <w:szCs w:val="18"/>
+              </w:rPr>
+              <w:t xml:space="preserve">Dividir números de varias cifras</w:t>
+            </w:r>
+          </w:p>
+        </w:tc>
+        <w:tc>
+          <w:tcPr>
+            <w:tcW w:type="dxa" w:w="3160"/>
+            <w:tcMar>
+              <w:top w:type="dxa" w:w="80"/>
+              <w:left w:type="dxa" w:w="100"/>
+              <w:bottom w:type="dxa" w:w="80"/>
+              <w:right w:type="dxa" w:w="100"/>
+            </w:tcMar>
+            <w:vAlign w:val="top"/>
+          </w:tcPr>
+          <w:p>
+            <w:pPr>
+              <w:spacing w:after="0"/>
+            </w:pPr>
+            <w:r>
+              <w:rPr>
+                <w:sz w:val="20"/>
+                <w:szCs w:val="20"/>
+              </w:rPr>
+              <w:t xml:space="preserve">Separate a multi-digit number into equal groups to find a quotient.</w:t>
+            </w:r>
+          </w:p>
+        </w:tc>
+        <w:tc>
+          <w:tcPr>
+            <w:tcW w:type="dxa" w:w="2200"/>
+            <w:tcMar>
+              <w:top w:type="dxa" w:w="80"/>
+              <w:left w:type="dxa" w:w="100"/>
+              <w:bottom w:type="dxa" w:w="80"/>
+              <w:right w:type="dxa" w:w="100"/>
+            </w:tcMar>
+            <w:vAlign w:val="top"/>
+          </w:tcPr>
+          <w:p>
+            <w:pPr>
+              <w:spacing w:after="40"/>
+            </w:pPr>
             <w:r>
               <w:rPr>
                 <w:i/>
@@ -969,89 +1387,41 @@
                 <w:sz w:val="19"/>
                 <w:szCs w:val="19"/>
               </w:rPr>
-              <w:t xml:space="preserve">   Residuo</w:t>
-            </w:r>
-          </w:p>
+              <w:t xml:space="preserve">Not Divide Multi-Digit Numbers: write a counter-example that breaks the definition.</w:t>
+            </w:r>
+          </w:p>
+          <w:p>
+            <w:pPr>
+              <w:pBdr>
+                <w:bottom w:val="single" w:color="AFBECC" w:sz="6"/>
+              </w:pBdr>
+              <w:spacing w:after="30" w:before="150"/>
+            </w:pPr>
+            <w:r>
+              <w:t xml:space="preserve"/>
+            </w:r>
+          </w:p>
+        </w:tc>
+        <w:tc>
+          <w:tcPr>
+            <w:tcW w:type="dxa" w:w="2200"/>
+            <w:tcMar>
+              <w:top w:type="dxa" w:w="80"/>
+              <w:left w:type="dxa" w:w="100"/>
+              <w:bottom w:type="dxa" w:w="80"/>
+              <w:right w:type="dxa" w:w="100"/>
+            </w:tcMar>
+            <w:vAlign w:val="top"/>
+          </w:tcPr>
           <w:p>
             <w:pPr>
               <w:spacing w:after="40"/>
-            </w:pPr>
-            <w:r>
-              <w:rPr>
-                <w:sz w:val="21"/>
-                <w:szCs w:val="21"/>
-              </w:rPr>
-              <w:t xml:space="preserve">What is left over when a number does not divide evenly.</w:t>
-            </w:r>
-          </w:p>
-          <w:p>
-            <w:pPr>
-              <w:spacing w:after="0"/>
-            </w:pPr>
-            <w:r>
-              <w:rPr>
-                <w:b/>
-                <w:bCs/>
-                <w:color w:val="1FA6A2"/>
-                <w:sz w:val="18"/>
-                <w:szCs w:val="18"/>
-              </w:rPr>
-              <w:t xml:space="preserve">Example:  </w:t>
-            </w:r>
-            <w:r>
-              <w:rPr>
-                <w:i/>
-                <w:iCs/>
-                <w:color w:val="5F6F80"/>
-                <w:sz w:val="18"/>
-                <w:szCs w:val="18"/>
-              </w:rPr>
-              <w:t xml:space="preserve">17 ÷ 5 = 3 R 2 means 3 groups of 5 with 2 left over</w:t>
-            </w:r>
-          </w:p>
-        </w:tc>
-      </w:tr>
-    </w:tbl>
-    <w:tbl>
-      <w:tblPr>
-        <w:tblW w:type="pct" w:w="100%"/>
-        <w:tblBorders>
-          <w:top w:val="none" w:color="FFFFFF" w:sz="0"/>
-          <w:left w:val="none" w:color="FFFFFF" w:sz="0"/>
-          <w:bottom w:val="single" w:color="C7D2DD" w:sz="4"/>
-          <w:right w:val="none" w:color="FFFFFF" w:sz="0"/>
-          <w:insideH w:val="none" w:color="FFFFFF" w:sz="0"/>
-          <w:insideV w:val="none" w:color="FFFFFF" w:sz="0"/>
-        </w:tblBorders>
-      </w:tblPr>
-      <w:tblGrid>
-        <w:gridCol w:w="1800"/>
-        <w:gridCol w:w="7560"/>
-      </w:tblGrid>
-      <w:tr>
-        <w:trPr>
-          <w:cantSplit/>
-        </w:trPr>
-        <w:tc>
-          <w:tcPr>
-            <w:tcW w:type="dxa" w:w="1800"/>
-            <w:tcMar>
-              <w:top w:type="dxa" w:w="100"/>
-              <w:left w:type="dxa" w:w="40"/>
-              <w:bottom w:type="dxa" w:w="100"/>
-              <w:right w:type="dxa" w:w="120"/>
-            </w:tcMar>
-            <w:vAlign w:val="center"/>
-          </w:tcPr>
-          <w:p>
-            <w:pPr>
-              <w:spacing w:after="0"/>
               <w:jc w:val="center"/>
             </w:pPr>
             <w:r>
               <w:drawing>
                 <wp:inline distT="0" distB="0" distL="0" distR="0">
-                  <wp:extent cx="1047750" cy="790575"/>
+                  <wp:extent cx="876300" cy="657225"/>
                   <wp:effectExtent t="0" r="0" b="0" l="0"/>
                   <wp:docPr id="1" name="" descr="" title=""/>
                   <wp:cNvGraphicFramePr>
@@ -1076,7 +1446,7 @@
                         <pic:spPr bwMode="auto">
                           <a:xfrm>
                             <a:off x="0" y="0"/>
-                            <a:ext cx="1047750" cy="790575"/>
+                            <a:ext cx="876300" cy="657225"/>
                           </a:xfrm>
                           <a:prstGeom prst="rect">
                             <a:avLst/>
@@ -1089,32 +1459,108 @@
               </w:drawing>
             </w:r>
           </w:p>
-        </w:tc>
-        <w:tc>
-          <w:tcPr>
-            <w:tcW w:type="dxa" w:w="7560"/>
-            <w:tcMar>
-              <w:top w:type="dxa" w:w="100"/>
-              <w:left w:type="dxa" w:w="40"/>
-              <w:bottom w:type="dxa" w:w="100"/>
-              <w:right w:type="dxa" w:w="40"/>
-            </w:tcMar>
-            <w:vAlign w:val="center"/>
-          </w:tcPr>
-          <w:p>
-            <w:pPr>
-              <w:spacing w:after="50"/>
+          <w:p>
+            <w:pPr>
+              <w:spacing w:after="0"/>
+            </w:pPr>
+            <w:r>
+              <w:rPr>
+                <w:i/>
+                <w:iCs/>
+                <w:color w:val="5F6F80"/>
+                <w:sz w:val="18"/>
+                <w:szCs w:val="18"/>
+              </w:rPr>
+              <w:t xml:space="preserve">1,344 ÷ 12 = 112</w:t>
+            </w:r>
+          </w:p>
+        </w:tc>
+      </w:tr>
+      <w:tr>
+        <w:trPr>
+          <w:cantSplit/>
+        </w:trPr>
+        <w:tc>
+          <w:tcPr>
+            <w:tcW w:type="dxa" w:w="1800"/>
+            <w:tcMar>
+              <w:top w:type="dxa" w:w="80"/>
+              <w:left w:type="dxa" w:w="100"/>
+              <w:bottom w:type="dxa" w:w="80"/>
+              <w:right w:type="dxa" w:w="100"/>
+            </w:tcMar>
+            <w:vAlign w:val="top"/>
+          </w:tcPr>
+          <w:p>
+            <w:pPr>
+              <w:spacing w:after="30"/>
             </w:pPr>
             <w:r>
               <w:rPr>
                 <w:b/>
                 <w:bCs/>
                 <w:color w:val="12355B"/>
-                <w:sz w:val="24"/>
-                <w:szCs w:val="24"/>
-              </w:rPr>
-              <w:t xml:space="preserve">Divide Multi-Digit Numbers</w:t>
-            </w:r>
+                <w:sz w:val="21"/>
+                <w:szCs w:val="21"/>
+              </w:rPr>
+              <w:t xml:space="preserve">Long division</w:t>
+            </w:r>
+          </w:p>
+          <w:p>
+            <w:pPr>
+              <w:spacing w:after="0"/>
+            </w:pPr>
+            <w:r>
+              <w:rPr>
+                <w:i/>
+                <w:iCs/>
+                <w:color w:val="5F6F80"/>
+                <w:sz w:val="18"/>
+                <w:szCs w:val="18"/>
+              </w:rPr>
+              <w:t xml:space="preserve">División larga</w:t>
+            </w:r>
+          </w:p>
+        </w:tc>
+        <w:tc>
+          <w:tcPr>
+            <w:tcW w:type="dxa" w:w="3160"/>
+            <w:tcMar>
+              <w:top w:type="dxa" w:w="80"/>
+              <w:left w:type="dxa" w:w="100"/>
+              <w:bottom w:type="dxa" w:w="80"/>
+              <w:right w:type="dxa" w:w="100"/>
+            </w:tcMar>
+            <w:vAlign w:val="top"/>
+          </w:tcPr>
+          <w:p>
+            <w:pPr>
+              <w:spacing w:after="0"/>
+            </w:pPr>
+            <w:r>
+              <w:rPr>
+                <w:sz w:val="20"/>
+                <w:szCs w:val="20"/>
+              </w:rPr>
+              <w:t xml:space="preserve">A method that repeats four steps — divide, multiply, subtract, bring down — until there are no digits left to bring down.</w:t>
+            </w:r>
+          </w:p>
+        </w:tc>
+        <w:tc>
+          <w:tcPr>
+            <w:tcW w:type="dxa" w:w="2200"/>
+            <w:tcMar>
+              <w:top w:type="dxa" w:w="80"/>
+              <w:left w:type="dxa" w:w="100"/>
+              <w:bottom w:type="dxa" w:w="80"/>
+              <w:right w:type="dxa" w:w="100"/>
+            </w:tcMar>
+            <w:vAlign w:val="top"/>
+          </w:tcPr>
+          <w:p>
+            <w:pPr>
+              <w:spacing w:after="40"/>
+            </w:pPr>
             <w:r>
               <w:rPr>
                 <w:i/>
@@ -1123,89 +1569,41 @@
                 <w:sz w:val="19"/>
                 <w:szCs w:val="19"/>
               </w:rPr>
-              <w:t xml:space="preserve">   Dividir números de varias cifras</w:t>
-            </w:r>
-          </w:p>
+              <w:t xml:space="preserve">Not Long division: write a counter-example that breaks the definition.</w:t>
+            </w:r>
+          </w:p>
+          <w:p>
+            <w:pPr>
+              <w:pBdr>
+                <w:bottom w:val="single" w:color="AFBECC" w:sz="6"/>
+              </w:pBdr>
+              <w:spacing w:after="30" w:before="150"/>
+            </w:pPr>
+            <w:r>
+              <w:t xml:space="preserve"/>
+            </w:r>
+          </w:p>
+        </w:tc>
+        <w:tc>
+          <w:tcPr>
+            <w:tcW w:type="dxa" w:w="2200"/>
+            <w:tcMar>
+              <w:top w:type="dxa" w:w="80"/>
+              <w:left w:type="dxa" w:w="100"/>
+              <w:bottom w:type="dxa" w:w="80"/>
+              <w:right w:type="dxa" w:w="100"/>
+            </w:tcMar>
+            <w:vAlign w:val="top"/>
+          </w:tcPr>
           <w:p>
             <w:pPr>
               <w:spacing w:after="40"/>
-            </w:pPr>
-            <w:r>
-              <w:rPr>
-                <w:sz w:val="21"/>
-                <w:szCs w:val="21"/>
-              </w:rPr>
-              <w:t xml:space="preserve">Separate a multi-digit number into equal groups to find a quotient.</w:t>
-            </w:r>
-          </w:p>
-          <w:p>
-            <w:pPr>
-              <w:spacing w:after="0"/>
-            </w:pPr>
-            <w:r>
-              <w:rPr>
-                <w:b/>
-                <w:bCs/>
-                <w:color w:val="1FA6A2"/>
-                <w:sz w:val="18"/>
-                <w:szCs w:val="18"/>
-              </w:rPr>
-              <w:t xml:space="preserve">Example:  </w:t>
-            </w:r>
-            <w:r>
-              <w:rPr>
-                <w:i/>
-                <w:iCs/>
-                <w:color w:val="5F6F80"/>
-                <w:sz w:val="18"/>
-                <w:szCs w:val="18"/>
-              </w:rPr>
-              <w:t xml:space="preserve">1,344 ÷ 12 = 112</w:t>
-            </w:r>
-          </w:p>
-        </w:tc>
-      </w:tr>
-    </w:tbl>
-    <w:tbl>
-      <w:tblPr>
-        <w:tblW w:type="pct" w:w="100%"/>
-        <w:tblBorders>
-          <w:top w:val="none" w:color="FFFFFF" w:sz="0"/>
-          <w:left w:val="none" w:color="FFFFFF" w:sz="0"/>
-          <w:bottom w:val="single" w:color="C7D2DD" w:sz="4"/>
-          <w:right w:val="none" w:color="FFFFFF" w:sz="0"/>
-          <w:insideH w:val="none" w:color="FFFFFF" w:sz="0"/>
-          <w:insideV w:val="none" w:color="FFFFFF" w:sz="0"/>
-        </w:tblBorders>
-      </w:tblPr>
-      <w:tblGrid>
-        <w:gridCol w:w="1800"/>
-        <w:gridCol w:w="7560"/>
-      </w:tblGrid>
-      <w:tr>
-        <w:trPr>
-          <w:cantSplit/>
-        </w:trPr>
-        <w:tc>
-          <w:tcPr>
-            <w:tcW w:type="dxa" w:w="1800"/>
-            <w:tcMar>
-              <w:top w:type="dxa" w:w="100"/>
-              <w:left w:type="dxa" w:w="40"/>
-              <w:bottom w:type="dxa" w:w="100"/>
-              <w:right w:type="dxa" w:w="120"/>
-            </w:tcMar>
-            <w:vAlign w:val="center"/>
-          </w:tcPr>
-          <w:p>
-            <w:pPr>
-              <w:spacing w:after="0"/>
               <w:jc w:val="center"/>
             </w:pPr>
             <w:r>
               <w:drawing>
                 <wp:inline distT="0" distB="0" distL="0" distR="0">
-                  <wp:extent cx="1047750" cy="790575"/>
+                  <wp:extent cx="876300" cy="657225"/>
                   <wp:effectExtent t="0" r="0" b="0" l="0"/>
                   <wp:docPr id="1" name="" descr="" title=""/>
                   <wp:cNvGraphicFramePr>
@@ -1230,7 +1628,7 @@
                         <pic:spPr bwMode="auto">
                           <a:xfrm>
                             <a:off x="0" y="0"/>
-                            <a:ext cx="1047750" cy="790575"/>
+                            <a:ext cx="876300" cy="657225"/>
                           </a:xfrm>
                           <a:prstGeom prst="rect">
                             <a:avLst/>
@@ -1243,32 +1641,108 @@
               </w:drawing>
             </w:r>
           </w:p>
-        </w:tc>
-        <w:tc>
-          <w:tcPr>
-            <w:tcW w:type="dxa" w:w="7560"/>
-            <w:tcMar>
-              <w:top w:type="dxa" w:w="100"/>
-              <w:left w:type="dxa" w:w="40"/>
-              <w:bottom w:type="dxa" w:w="100"/>
-              <w:right w:type="dxa" w:w="40"/>
-            </w:tcMar>
-            <w:vAlign w:val="center"/>
-          </w:tcPr>
-          <w:p>
-            <w:pPr>
-              <w:spacing w:after="50"/>
+          <w:p>
+            <w:pPr>
+              <w:spacing w:after="0"/>
+            </w:pPr>
+            <w:r>
+              <w:rPr>
+                <w:i/>
+                <w:iCs/>
+                <w:color w:val="5F6F80"/>
+                <w:sz w:val="18"/>
+                <w:szCs w:val="18"/>
+              </w:rPr>
+              <w:t xml:space="preserve">1,344 ÷ 12 → divide, multiply, subtract, bring down, repeat</w:t>
+            </w:r>
+          </w:p>
+        </w:tc>
+      </w:tr>
+      <w:tr>
+        <w:trPr>
+          <w:cantSplit/>
+        </w:trPr>
+        <w:tc>
+          <w:tcPr>
+            <w:tcW w:type="dxa" w:w="1800"/>
+            <w:tcMar>
+              <w:top w:type="dxa" w:w="80"/>
+              <w:left w:type="dxa" w:w="100"/>
+              <w:bottom w:type="dxa" w:w="80"/>
+              <w:right w:type="dxa" w:w="100"/>
+            </w:tcMar>
+            <w:vAlign w:val="top"/>
+          </w:tcPr>
+          <w:p>
+            <w:pPr>
+              <w:spacing w:after="30"/>
             </w:pPr>
             <w:r>
               <w:rPr>
                 <w:b/>
                 <w:bCs/>
                 <w:color w:val="12355B"/>
-                <w:sz w:val="24"/>
-                <w:szCs w:val="24"/>
-              </w:rPr>
-              <w:t xml:space="preserve">Long division</w:t>
-            </w:r>
+                <w:sz w:val="21"/>
+                <w:szCs w:val="21"/>
+              </w:rPr>
+              <w:t xml:space="preserve">Bring down</w:t>
+            </w:r>
+          </w:p>
+          <w:p>
+            <w:pPr>
+              <w:spacing w:after="0"/>
+            </w:pPr>
+            <w:r>
+              <w:rPr>
+                <w:i/>
+                <w:iCs/>
+                <w:color w:val="5F6F80"/>
+                <w:sz w:val="18"/>
+                <w:szCs w:val="18"/>
+              </w:rPr>
+              <w:t xml:space="preserve">Bajar el dígito</w:t>
+            </w:r>
+          </w:p>
+        </w:tc>
+        <w:tc>
+          <w:tcPr>
+            <w:tcW w:type="dxa" w:w="3160"/>
+            <w:tcMar>
+              <w:top w:type="dxa" w:w="80"/>
+              <w:left w:type="dxa" w:w="100"/>
+              <w:bottom w:type="dxa" w:w="80"/>
+              <w:right w:type="dxa" w:w="100"/>
+            </w:tcMar>
+            <w:vAlign w:val="top"/>
+          </w:tcPr>
+          <w:p>
+            <w:pPr>
+              <w:spacing w:after="0"/>
+            </w:pPr>
+            <w:r>
+              <w:rPr>
+                <w:sz w:val="20"/>
+                <w:szCs w:val="20"/>
+              </w:rPr>
+              <w:t xml:space="preserve">The fourth step of long division: move the next digit of the dividend down next to what is left, then start the cycle again.</w:t>
+            </w:r>
+          </w:p>
+        </w:tc>
+        <w:tc>
+          <w:tcPr>
+            <w:tcW w:type="dxa" w:w="2200"/>
+            <w:tcMar>
+              <w:top w:type="dxa" w:w="80"/>
+              <w:left w:type="dxa" w:w="100"/>
+              <w:bottom w:type="dxa" w:w="80"/>
+              <w:right w:type="dxa" w:w="100"/>
+            </w:tcMar>
+            <w:vAlign w:val="top"/>
+          </w:tcPr>
+          <w:p>
+            <w:pPr>
+              <w:spacing w:after="40"/>
+            </w:pPr>
             <w:r>
               <w:rPr>
                 <w:i/>
@@ -1277,89 +1751,41 @@
                 <w:sz w:val="19"/>
                 <w:szCs w:val="19"/>
               </w:rPr>
-              <w:t xml:space="preserve">   División larga</w:t>
-            </w:r>
-          </w:p>
+              <w:t xml:space="preserve">Not Bring down: write a counter-example that breaks the definition.</w:t>
+            </w:r>
+          </w:p>
+          <w:p>
+            <w:pPr>
+              <w:pBdr>
+                <w:bottom w:val="single" w:color="AFBECC" w:sz="6"/>
+              </w:pBdr>
+              <w:spacing w:after="30" w:before="150"/>
+            </w:pPr>
+            <w:r>
+              <w:t xml:space="preserve"/>
+            </w:r>
+          </w:p>
+        </w:tc>
+        <w:tc>
+          <w:tcPr>
+            <w:tcW w:type="dxa" w:w="2200"/>
+            <w:tcMar>
+              <w:top w:type="dxa" w:w="80"/>
+              <w:left w:type="dxa" w:w="100"/>
+              <w:bottom w:type="dxa" w:w="80"/>
+              <w:right w:type="dxa" w:w="100"/>
+            </w:tcMar>
+            <w:vAlign w:val="top"/>
+          </w:tcPr>
           <w:p>
             <w:pPr>
               <w:spacing w:after="40"/>
-            </w:pPr>
-            <w:r>
-              <w:rPr>
-                <w:sz w:val="21"/>
-                <w:szCs w:val="21"/>
-              </w:rPr>
-              <w:t xml:space="preserve">A method that repeats four steps — divide, multiply, subtract, bring down — until there are no digits left to bring down.</w:t>
-            </w:r>
-          </w:p>
-          <w:p>
-            <w:pPr>
-              <w:spacing w:after="0"/>
-            </w:pPr>
-            <w:r>
-              <w:rPr>
-                <w:b/>
-                <w:bCs/>
-                <w:color w:val="1FA6A2"/>
-                <w:sz w:val="18"/>
-                <w:szCs w:val="18"/>
-              </w:rPr>
-              <w:t xml:space="preserve">Example:  </w:t>
-            </w:r>
-            <w:r>
-              <w:rPr>
-                <w:i/>
-                <w:iCs/>
-                <w:color w:val="5F6F80"/>
-                <w:sz w:val="18"/>
-                <w:szCs w:val="18"/>
-              </w:rPr>
-              <w:t xml:space="preserve">1,344 ÷ 12 → divide, multiply, subtract, bring down, repeat</w:t>
-            </w:r>
-          </w:p>
-        </w:tc>
-      </w:tr>
-    </w:tbl>
-    <w:tbl>
-      <w:tblPr>
-        <w:tblW w:type="pct" w:w="100%"/>
-        <w:tblBorders>
-          <w:top w:val="none" w:color="FFFFFF" w:sz="0"/>
-          <w:left w:val="none" w:color="FFFFFF" w:sz="0"/>
-          <w:bottom w:val="single" w:color="C7D2DD" w:sz="4"/>
-          <w:right w:val="none" w:color="FFFFFF" w:sz="0"/>
-          <w:insideH w:val="none" w:color="FFFFFF" w:sz="0"/>
-          <w:insideV w:val="none" w:color="FFFFFF" w:sz="0"/>
-        </w:tblBorders>
-      </w:tblPr>
-      <w:tblGrid>
-        <w:gridCol w:w="1800"/>
-        <w:gridCol w:w="7560"/>
-      </w:tblGrid>
-      <w:tr>
-        <w:trPr>
-          <w:cantSplit/>
-        </w:trPr>
-        <w:tc>
-          <w:tcPr>
-            <w:tcW w:type="dxa" w:w="1800"/>
-            <w:tcMar>
-              <w:top w:type="dxa" w:w="100"/>
-              <w:left w:type="dxa" w:w="40"/>
-              <w:bottom w:type="dxa" w:w="100"/>
-              <w:right w:type="dxa" w:w="120"/>
-            </w:tcMar>
-            <w:vAlign w:val="center"/>
-          </w:tcPr>
-          <w:p>
-            <w:pPr>
-              <w:spacing w:after="0"/>
               <w:jc w:val="center"/>
             </w:pPr>
             <w:r>
               <w:drawing>
                 <wp:inline distT="0" distB="0" distL="0" distR="0">
-                  <wp:extent cx="1047750" cy="790575"/>
+                  <wp:extent cx="876300" cy="657225"/>
                   <wp:effectExtent t="0" r="0" b="0" l="0"/>
                   <wp:docPr id="1" name="" descr="" title=""/>
                   <wp:cNvGraphicFramePr>
@@ -1384,7 +1810,7 @@
                         <pic:spPr bwMode="auto">
                           <a:xfrm>
                             <a:off x="0" y="0"/>
-                            <a:ext cx="1047750" cy="790575"/>
+                            <a:ext cx="876300" cy="657225"/>
                           </a:xfrm>
                           <a:prstGeom prst="rect">
                             <a:avLst/>
@@ -1397,69 +1823,10 @@
               </w:drawing>
             </w:r>
           </w:p>
-        </w:tc>
-        <w:tc>
-          <w:tcPr>
-            <w:tcW w:type="dxa" w:w="7560"/>
-            <w:tcMar>
-              <w:top w:type="dxa" w:w="100"/>
-              <w:left w:type="dxa" w:w="40"/>
-              <w:bottom w:type="dxa" w:w="100"/>
-              <w:right w:type="dxa" w:w="40"/>
-            </w:tcMar>
-            <w:vAlign w:val="center"/>
-          </w:tcPr>
-          <w:p>
-            <w:pPr>
-              <w:spacing w:after="50"/>
-            </w:pPr>
-            <w:r>
-              <w:rPr>
-                <w:b/>
-                <w:bCs/>
-                <w:color w:val="12355B"/>
-                <w:sz w:val="24"/>
-                <w:szCs w:val="24"/>
-              </w:rPr>
-              <w:t xml:space="preserve">Bring down</w:t>
-            </w:r>
-            <w:r>
-              <w:rPr>
-                <w:i/>
-                <w:iCs/>
-                <w:color w:val="5F6F80"/>
-                <w:sz w:val="19"/>
-                <w:szCs w:val="19"/>
-              </w:rPr>
-              <w:t xml:space="preserve">   Bajar el dígito</w:t>
-            </w:r>
-          </w:p>
-          <w:p>
-            <w:pPr>
-              <w:spacing w:after="40"/>
-            </w:pPr>
-            <w:r>
-              <w:rPr>
-                <w:sz w:val="21"/>
-                <w:szCs w:val="21"/>
-              </w:rPr>
-              <w:t xml:space="preserve">The fourth step of long division: move the next digit of the dividend down next to what is left, then start the cycle again.</w:t>
-            </w:r>
-          </w:p>
           <w:p>
             <w:pPr>
               <w:spacing w:after="0"/>
             </w:pPr>
-            <w:r>
-              <w:rPr>
-                <w:b/>
-                <w:bCs/>
-                <w:color w:val="1FA6A2"/>
-                <w:sz w:val="18"/>
-                <w:szCs w:val="18"/>
-              </w:rPr>
-              <w:t xml:space="preserve">Example:  </w:t>
-            </w:r>
             <w:r>
               <w:rPr>
                 <w:i/>
@@ -3168,6 +3535,149 @@
         <w:t xml:space="preserve"/>
       </w:r>
     </w:p>
+    <w:p>
+      <w:pPr>
+        <w:spacing w:after="60"/>
+      </w:pPr>
+      <w:r>
+        <w:t xml:space="preserve"/>
+      </w:r>
+    </w:p>
+    <w:tbl>
+      <w:tblPr>
+        <w:tblW w:type="dxa" w:w="9360"/>
+        <w:tblBorders>
+          <w:top w:val="single" w:color="C7D2DD" w:sz="6"/>
+          <w:left w:val="single" w:color="C7D2DD" w:sz="6"/>
+          <w:bottom w:val="single" w:color="C7D2DD" w:sz="6"/>
+          <w:right w:val="single" w:color="C7D2DD" w:sz="6"/>
+          <w:insideH w:val="single" w:color="C7D2DD" w:sz="6"/>
+          <w:insideV w:val="single" w:color="C7D2DD" w:sz="6"/>
+        </w:tblBorders>
+      </w:tblPr>
+      <w:tblGrid>
+        <w:gridCol w:w="3120"/>
+        <w:gridCol w:w="3120"/>
+        <w:gridCol w:w="3120"/>
+      </w:tblGrid>
+      <w:tr>
+        <w:trPr>
+          <w:cantSplit/>
+          <w:tblHeader/>
+        </w:trPr>
+        <w:tc>
+          <w:tcPr>
+            <w:tcW w:type="dxa" w:w="9360"/>
+            <w:gridSpan w:val="3"/>
+            <w:shd w:fill="EEF4F8" w:color="auto" w:val="clear"/>
+            <w:tcMar>
+              <w:top w:type="dxa" w:w="60"/>
+              <w:left w:type="dxa" w:w="100"/>
+              <w:bottom w:type="dxa" w:w="60"/>
+              <w:right w:type="dxa" w:w="100"/>
+            </w:tcMar>
+          </w:tcPr>
+          <w:p>
+            <w:pPr>
+              <w:spacing w:after="0"/>
+            </w:pPr>
+            <w:r>
+              <w:rPr>
+                <w:b/>
+                <w:bCs/>
+                <w:color w:val="12355B"/>
+                <w:sz w:val="18"/>
+                <w:szCs w:val="18"/>
+              </w:rPr>
+              <w:t xml:space="preserve">EXIT CHECK · 3-POINT SELF-ASSESSMENT CHECKLIST</w:t>
+            </w:r>
+          </w:p>
+        </w:tc>
+      </w:tr>
+      <w:tr>
+        <w:trPr>
+          <w:cantSplit/>
+        </w:trPr>
+        <w:tc>
+          <w:tcPr>
+            <w:tcW w:type="dxa" w:w="3120"/>
+            <w:tcMar>
+              <w:top w:type="dxa" w:w="80"/>
+              <w:left w:type="dxa" w:w="100"/>
+              <w:bottom w:type="dxa" w:w="80"/>
+              <w:right w:type="dxa" w:w="100"/>
+            </w:tcMar>
+          </w:tcPr>
+          <w:p>
+            <w:pPr>
+              <w:spacing w:after="0"/>
+            </w:pPr>
+            <w:r>
+              <w:rPr>
+                <w:b/>
+                <w:bCs/>
+                <w:color w:val="1A2733"/>
+                <w:sz w:val="18"/>
+                <w:szCs w:val="18"/>
+              </w:rPr>
+              <w:t xml:space="preserve">☐ 1. Units &amp; Labels Verified</w:t>
+            </w:r>
+          </w:p>
+        </w:tc>
+        <w:tc>
+          <w:tcPr>
+            <w:tcW w:type="dxa" w:w="3120"/>
+            <w:tcMar>
+              <w:top w:type="dxa" w:w="80"/>
+              <w:left w:type="dxa" w:w="100"/>
+              <w:bottom w:type="dxa" w:w="80"/>
+              <w:right w:type="dxa" w:w="100"/>
+            </w:tcMar>
+          </w:tcPr>
+          <w:p>
+            <w:pPr>
+              <w:spacing w:after="0"/>
+            </w:pPr>
+            <w:r>
+              <w:rPr>
+                <w:b/>
+                <w:bCs/>
+                <w:color w:val="1A2733"/>
+                <w:sz w:val="18"/>
+                <w:szCs w:val="18"/>
+              </w:rPr>
+              <w:t xml:space="preserve">☐ 2. Reasoning Stated (Because / Although / Therefore)</w:t>
+            </w:r>
+          </w:p>
+        </w:tc>
+        <w:tc>
+          <w:tcPr>
+            <w:tcW w:type="dxa" w:w="3120"/>
+            <w:tcMar>
+              <w:top w:type="dxa" w:w="80"/>
+              <w:left w:type="dxa" w:w="100"/>
+              <w:bottom w:type="dxa" w:w="80"/>
+              <w:right w:type="dxa" w:w="100"/>
+            </w:tcMar>
+          </w:tcPr>
+          <w:p>
+            <w:pPr>
+              <w:spacing w:after="0"/>
+            </w:pPr>
+            <w:r>
+              <w:rPr>
+                <w:b/>
+                <w:bCs/>
+                <w:color w:val="1A2733"/>
+                <w:sz w:val="18"/>
+                <w:szCs w:val="18"/>
+              </w:rPr>
+              <w:t xml:space="preserve">☐ 3. Calculations Double-Checked</w:t>
+            </w:r>
+          </w:p>
+        </w:tc>
+      </w:tr>
+    </w:tbl>
     <w:sectPr>
       <w:headerReference w:type="default" r:id="rId7"/>
       <w:footerReference w:type="default" r:id="rId8"/>
